--- a/Actividades.docx
+++ b/Actividades.docx
@@ -876,7 +876,31 @@
           <w:bCs/>
           <w:lang w:val="en-GB"/>
         </w:rPr>
-        <w:t>pip install -r requirements.txt</w:t>
+        <w:t xml:space="preserve">pip install -r </w:t>
+      </w:r>
+      <w:commentRangeStart w:id="0"/>
+      <w:r>
+        <w:rPr>
+          <w:b/>
+          <w:bCs/>
+          <w:lang w:val="en-GB"/>
+        </w:rPr>
+        <w:t>requirements</w:t>
+      </w:r>
+      <w:commentRangeEnd w:id="0"/>
+      <w:r>
+        <w:rPr>
+          <w:rStyle w:val="CommentReference"/>
+        </w:rPr>
+        <w:commentReference w:id="0"/>
+      </w:r>
+      <w:r>
+        <w:rPr>
+          <w:b/>
+          <w:bCs/>
+          <w:lang w:val="en-GB"/>
+        </w:rPr>
+        <w:t>.txt</w:t>
       </w:r>
     </w:p>
     <w:p>
@@ -955,7 +979,7 @@
           <w:bCs/>
         </w:rPr>
       </w:pPr>
-      <w:commentRangeStart w:id="0"/>
+      <w:commentRangeStart w:id="1"/>
       <w:r>
         <w:rPr>
           <w:b/>
@@ -963,12 +987,12 @@
         </w:rPr>
         <w:t>Contenido sugerido</w:t>
       </w:r>
-      <w:commentRangeEnd w:id="0"/>
+      <w:commentRangeEnd w:id="1"/>
       <w:r>
         <w:rPr>
           <w:rStyle w:val="CommentReference"/>
         </w:rPr>
-        <w:commentReference w:id="0"/>
+        <w:commentReference w:id="1"/>
       </w:r>
       <w:r>
         <w:rPr>
@@ -1138,6 +1162,1111 @@
           <w:lang w:val="en-GB"/>
         </w:rPr>
         <w:t xml:space="preserve">    print(f"Using existing experiment with ID: {experiment.experiment_id}")</w:t>
+      </w:r>
+    </w:p>
+    <w:p>
+      <w:pPr>
+        <w:spacing w:after="0"/>
+        <w:rPr>
+          <w:lang w:val="en-GB"/>
+        </w:rPr>
+      </w:pPr>
+    </w:p>
+    <w:p>
+      <w:pPr>
+        <w:spacing w:after="0"/>
+        <w:rPr>
+          <w:rFonts w:ascii="Segoe UI Emoji" w:hAnsi="Segoe UI Emoji" w:cs="Segoe UI Emoji"/>
+          <w:b/>
+          <w:bCs/>
+        </w:rPr>
+      </w:pPr>
+    </w:p>
+    <w:p>
+      <w:pPr>
+        <w:spacing w:after="0"/>
+        <w:rPr>
+          <w:rFonts w:ascii="Segoe UI Emoji" w:hAnsi="Segoe UI Emoji" w:cs="Segoe UI Emoji"/>
+          <w:b/>
+          <w:bCs/>
+        </w:rPr>
+      </w:pPr>
+    </w:p>
+    <w:p>
+      <w:pPr>
+        <w:spacing w:after="0"/>
+        <w:rPr>
+          <w:rFonts w:ascii="Segoe UI Emoji" w:hAnsi="Segoe UI Emoji" w:cs="Segoe UI Emoji"/>
+          <w:b/>
+          <w:bCs/>
+        </w:rPr>
+      </w:pPr>
+    </w:p>
+    <w:p>
+      <w:pPr>
+        <w:spacing w:after="0"/>
+        <w:rPr>
+          <w:rFonts w:ascii="Segoe UI Emoji" w:hAnsi="Segoe UI Emoji" w:cs="Segoe UI Emoji"/>
+          <w:b/>
+          <w:bCs/>
+        </w:rPr>
+      </w:pPr>
+    </w:p>
+    <w:p>
+      <w:pPr>
+        <w:spacing w:after="0"/>
+        <w:rPr>
+          <w:b/>
+          <w:bCs/>
+        </w:rPr>
+      </w:pPr>
+      <w:r>
+        <w:rPr>
+          <w:rFonts w:ascii="Segoe UI Emoji" w:hAnsi="Segoe UI Emoji" w:cs="Segoe UI Emoji"/>
+          <w:b/>
+          <w:bCs/>
+        </w:rPr>
+        <w:t>✅</w:t>
+      </w:r>
+      <w:r>
+        <w:rPr>
+          <w:b/>
+          <w:bCs/>
+        </w:rPr>
+        <w:t xml:space="preserve"> PASO 3: Primer Commit y Ramas (dev, qa, prod)</w:t>
+      </w:r>
+    </w:p>
+    <w:p>
+      <w:pPr>
+        <w:spacing w:after="0"/>
+      </w:pPr>
+      <w:r>
+        <w:rPr>
+          <w:rFonts w:ascii="Segoe UI Emoji" w:hAnsi="Segoe UI Emoji" w:cs="Segoe UI Emoji"/>
+        </w:rPr>
+        <w:t>🎯</w:t>
+      </w:r>
+      <w:r>
+        <w:t xml:space="preserve"> </w:t>
+      </w:r>
+      <w:r>
+        <w:rPr>
+          <w:b/>
+          <w:bCs/>
+        </w:rPr>
+        <w:t>Objetivo:</w:t>
+      </w:r>
+    </w:p>
+    <w:p>
+      <w:pPr>
+        <w:numPr>
+          <w:ilvl w:val="0"/>
+          <w:numId w:val="4"/>
+        </w:numPr>
+        <w:spacing w:after="0"/>
+      </w:pPr>
+      <w:r>
+        <w:t>Versionar tu trabajo con Git</w:t>
+      </w:r>
+    </w:p>
+    <w:p>
+      <w:pPr>
+        <w:numPr>
+          <w:ilvl w:val="0"/>
+          <w:numId w:val="4"/>
+        </w:numPr>
+        <w:spacing w:after="0"/>
+      </w:pPr>
+      <w:r>
+        <w:t>Crear un flujo con ramas separadas para desarrollo, pruebas y producción</w:t>
+      </w:r>
+    </w:p>
+    <w:p>
+      <w:pPr>
+        <w:numPr>
+          <w:ilvl w:val="0"/>
+          <w:numId w:val="4"/>
+        </w:numPr>
+        <w:spacing w:after="0"/>
+      </w:pPr>
+      <w:r>
+        <w:t>Subir tu progreso a GitHub</w:t>
+      </w:r>
+    </w:p>
+    <w:p>
+      <w:pPr>
+        <w:spacing w:after="0"/>
+      </w:pPr>
+    </w:p>
+    <w:p>
+      <w:pPr>
+        <w:spacing w:after="0"/>
+        <w:rPr>
+          <w:b/>
+          <w:bCs/>
+        </w:rPr>
+      </w:pPr>
+      <w:r>
+        <w:rPr>
+          <w:b/>
+          <w:bCs/>
+        </w:rPr>
+        <w:t>Configurar tu nombre de usuario y correo de Git</w:t>
+      </w:r>
+    </w:p>
+    <w:p>
+      <w:pPr>
+        <w:spacing w:after="0"/>
+        <w:rPr>
+          <w:lang w:val="en-GB"/>
+        </w:rPr>
+      </w:pPr>
+      <w:r>
+        <w:rPr>
+          <w:lang w:val="en-GB"/>
+        </w:rPr>
+        <w:t>git config --global user.name "Juan P. Escobar"</w:t>
+      </w:r>
+    </w:p>
+    <w:p>
+      <w:pPr>
+        <w:spacing w:after="0"/>
+        <w:rPr>
+          <w:lang w:val="en-GB"/>
+        </w:rPr>
+      </w:pPr>
+      <w:r>
+        <w:rPr>
+          <w:lang w:val="en-GB"/>
+        </w:rPr>
+        <w:t>git config --global user.email "</w:t>
+      </w:r>
+      <w:r>
+        <w:rPr>
+          <w:lang w:val="en-GB"/>
+        </w:rPr>
+        <w:t>escobar130485</w:t>
+      </w:r>
+      <w:r>
+        <w:rPr>
+          <w:lang w:val="en-GB"/>
+        </w:rPr>
+        <w:t>@</w:t>
+      </w:r>
+      <w:r>
+        <w:rPr>
+          <w:lang w:val="en-GB"/>
+        </w:rPr>
+        <w:t>gmail</w:t>
+      </w:r>
+      <w:r>
+        <w:rPr>
+          <w:lang w:val="en-GB"/>
+        </w:rPr>
+        <w:t>.com"</w:t>
+      </w:r>
+    </w:p>
+    <w:p>
+      <w:pPr>
+        <w:spacing w:after="0"/>
+        <w:rPr>
+          <w:lang w:val="en-GB"/>
+        </w:rPr>
+      </w:pPr>
+    </w:p>
+    <w:p>
+      <w:pPr>
+        <w:spacing w:after="0"/>
+      </w:pPr>
+      <w:r>
+        <w:rPr>
+          <w:rFonts w:ascii="Segoe UI" w:eastAsia="Times New Roman" w:hAnsi="Segoe UI" w:cs="Segoe UI"/>
+          <w:b/>
+          <w:bCs/>
+          <w:kern w:val="0"/>
+          <w:sz w:val="30"/>
+          <w:szCs w:val="30"/>
+          <w:lang w:eastAsia="es-ES"/>
+          <w14:ligatures w14:val="none"/>
+        </w:rPr>
+        <w:t>1. Verifica el estado actual</w:t>
+      </w:r>
+    </w:p>
+    <w:p>
+      <w:pPr>
+        <w:spacing w:after="0"/>
+      </w:pPr>
+      <w:r>
+        <w:t>En el cmd:</w:t>
+      </w:r>
+    </w:p>
+    <w:p>
+      <w:pPr>
+        <w:spacing w:after="0"/>
+      </w:pPr>
+      <w:r>
+        <w:t>git status</w:t>
+      </w:r>
+    </w:p>
+    <w:p>
+      <w:pPr>
+        <w:pStyle w:val="ListParagraph"/>
+        <w:numPr>
+          <w:ilvl w:val="0"/>
+          <w:numId w:val="3"/>
+        </w:numPr>
+        <w:spacing w:after="0"/>
+        <w:rPr>
+          <w:b/>
+          <w:bCs/>
+        </w:rPr>
+      </w:pPr>
+      <w:r>
+        <w:rPr>
+          <w:b/>
+          <w:bCs/>
+        </w:rPr>
+        <w:t>Añade todos los archivos al sistema de control de versiones:</w:t>
+      </w:r>
+    </w:p>
+    <w:p>
+      <w:pPr>
+        <w:spacing w:after="0"/>
+      </w:pPr>
+      <w:r>
+        <w:t>git add .</w:t>
+      </w:r>
+    </w:p>
+    <w:p>
+      <w:pPr>
+        <w:spacing w:after="0"/>
+        <w:rPr>
+          <w:b/>
+          <w:bCs/>
+        </w:rPr>
+      </w:pPr>
+      <w:r>
+        <w:rPr>
+          <w:rFonts w:ascii="Segoe UI Emoji" w:hAnsi="Segoe UI Emoji" w:cs="Segoe UI Emoji"/>
+          <w:b/>
+          <w:bCs/>
+        </w:rPr>
+        <w:t>✅</w:t>
+      </w:r>
+      <w:r>
+        <w:rPr>
+          <w:b/>
+          <w:bCs/>
+        </w:rPr>
+        <w:t xml:space="preserve"> 3. Crea tu primer commit:</w:t>
+      </w:r>
+    </w:p>
+    <w:p>
+      <w:pPr>
+        <w:spacing w:after="0"/>
+      </w:pPr>
+      <w:r>
+        <w:t xml:space="preserve">git </w:t>
+      </w:r>
+      <w:commentRangeStart w:id="2"/>
+      <w:r>
+        <w:t xml:space="preserve">commit </w:t>
+      </w:r>
+      <w:commentRangeEnd w:id="2"/>
+      <w:r>
+        <w:rPr>
+          <w:rStyle w:val="CommentReference"/>
+        </w:rPr>
+        <w:commentReference w:id="2"/>
+      </w:r>
+      <w:r>
+        <w:t>-m "feat: estructura base del proyecto"</w:t>
+      </w:r>
+    </w:p>
+    <w:p>
+      <w:pPr>
+        <w:spacing w:after="0"/>
+        <w:rPr>
+          <w:b/>
+          <w:bCs/>
+        </w:rPr>
+      </w:pPr>
+      <w:r>
+        <w:rPr>
+          <w:rFonts w:ascii="Segoe UI Emoji" w:hAnsi="Segoe UI Emoji" w:cs="Segoe UI Emoji"/>
+          <w:b/>
+          <w:bCs/>
+        </w:rPr>
+        <w:t>✅</w:t>
+      </w:r>
+      <w:r>
+        <w:rPr>
+          <w:b/>
+          <w:bCs/>
+        </w:rPr>
+        <w:t xml:space="preserve"> 4. Configura ramas:</w:t>
+      </w:r>
+    </w:p>
+    <w:p>
+      <w:pPr>
+        <w:spacing w:after="0"/>
+      </w:pPr>
+      <w:r>
+        <w:t>git branch -M prod         # Renombra la rama actual (main) a 'prod'</w:t>
+      </w:r>
+    </w:p>
+    <w:p>
+      <w:pPr>
+        <w:spacing w:after="0"/>
+      </w:pPr>
+      <w:r>
+        <w:t>git checkout -b qa         # Crea nueva rama 'qa' desde prod</w:t>
+      </w:r>
+    </w:p>
+    <w:p>
+      <w:pPr>
+        <w:spacing w:after="0"/>
+      </w:pPr>
+      <w:r>
+        <w:t>git checkout -b dev        # Crea nueva rama 'dev' desde qa</w:t>
+      </w:r>
+    </w:p>
+    <w:p>
+      <w:pPr>
+        <w:spacing w:after="0"/>
+      </w:pPr>
+      <w:r>
+        <w:t>git checkout dev           # Deja todo listo para trabajar en 'dev'</w:t>
+      </w:r>
+    </w:p>
+    <w:p>
+      <w:pPr>
+        <w:spacing w:after="0"/>
+      </w:pPr>
+    </w:p>
+    <w:p>
+      <w:pPr>
+        <w:spacing w:after="0"/>
+        <w:rPr>
+          <w:b/>
+          <w:bCs/>
+          <w:lang w:val="en-GB"/>
+        </w:rPr>
+      </w:pPr>
+      <w:r>
+        <w:rPr>
+          <w:rFonts w:ascii="Segoe UI Emoji" w:hAnsi="Segoe UI Emoji" w:cs="Segoe UI Emoji"/>
+          <w:b/>
+          <w:bCs/>
+          <w:lang w:val="en-GB"/>
+        </w:rPr>
+        <w:t>✅</w:t>
+      </w:r>
+      <w:r>
+        <w:rPr>
+          <w:b/>
+          <w:bCs/>
+          <w:lang w:val="en-GB"/>
+        </w:rPr>
+        <w:t xml:space="preserve"> 5. Sube ramas a GitHub:</w:t>
+      </w:r>
+    </w:p>
+    <w:p>
+      <w:pPr>
+        <w:spacing w:after="0"/>
+        <w:rPr>
+          <w:lang w:val="en-GB"/>
+        </w:rPr>
+      </w:pPr>
+      <w:r>
+        <w:rPr>
+          <w:lang w:val="en-GB"/>
+        </w:rPr>
+        <w:t>git push origin prod</w:t>
+      </w:r>
+    </w:p>
+    <w:p>
+      <w:pPr>
+        <w:spacing w:after="0"/>
+        <w:rPr>
+          <w:lang w:val="en-GB"/>
+        </w:rPr>
+      </w:pPr>
+      <w:r>
+        <w:rPr>
+          <w:lang w:val="en-GB"/>
+        </w:rPr>
+        <w:t>git push origin qa</w:t>
+      </w:r>
+    </w:p>
+    <w:p>
+      <w:pPr>
+        <w:spacing w:after="0"/>
+        <w:rPr>
+          <w:lang w:val="en-GB"/>
+        </w:rPr>
+      </w:pPr>
+      <w:r>
+        <w:rPr>
+          <w:lang w:val="en-GB"/>
+        </w:rPr>
+        <w:t>git push origin dev</w:t>
+      </w:r>
+    </w:p>
+    <w:p>
+      <w:pPr>
+        <w:spacing w:after="0"/>
+        <w:rPr>
+          <w:lang w:val="en-GB"/>
+        </w:rPr>
+      </w:pPr>
+    </w:p>
+    <w:p>
+      <w:pPr>
+        <w:spacing w:after="0"/>
+        <w:rPr>
+          <w:b/>
+          <w:bCs/>
+        </w:rPr>
+      </w:pPr>
+      <w:r>
+        <w:rPr>
+          <w:rFonts w:ascii="Segoe UI Emoji" w:hAnsi="Segoe UI Emoji" w:cs="Segoe UI Emoji"/>
+          <w:b/>
+          <w:bCs/>
+        </w:rPr>
+        <w:t>🔄</w:t>
+      </w:r>
+      <w:r>
+        <w:rPr>
+          <w:b/>
+          <w:bCs/>
+        </w:rPr>
+        <w:t xml:space="preserve"> Continuamos con: PASO 4: Configurar FastAPI + Docker</w:t>
+      </w:r>
+    </w:p>
+    <w:p>
+      <w:pPr>
+        <w:spacing w:after="0"/>
+      </w:pPr>
+      <w:r>
+        <w:t>Tener un microservicio corriendo con FastAPI que puedas correr localmente y desplegar luego.</w:t>
+      </w:r>
+    </w:p>
+    <w:p>
+      <w:pPr>
+        <w:spacing w:after="0"/>
+        <w:rPr>
+          <w:b/>
+          <w:bCs/>
+        </w:rPr>
+      </w:pPr>
+      <w:r>
+        <w:rPr>
+          <w:rFonts w:ascii="Segoe UI Emoji" w:hAnsi="Segoe UI Emoji" w:cs="Segoe UI Emoji"/>
+          <w:b/>
+          <w:bCs/>
+        </w:rPr>
+        <w:t>✅</w:t>
+      </w:r>
+      <w:r>
+        <w:rPr>
+          <w:b/>
+          <w:bCs/>
+        </w:rPr>
+        <w:t xml:space="preserve"> 1. Instala dependencias</w:t>
+      </w:r>
+    </w:p>
+    <w:p>
+      <w:pPr>
+        <w:spacing w:after="0"/>
+      </w:pPr>
+      <w:r>
+        <w:lastRenderedPageBreak/>
+        <w:t xml:space="preserve">Edita tu archivo </w:t>
+      </w:r>
+      <w:r>
+        <w:rPr>
+          <w:b/>
+          <w:bCs/>
+        </w:rPr>
+        <w:t>requirements.txt</w:t>
+      </w:r>
+      <w:r>
+        <w:t xml:space="preserve"> y agrega lo siguiente:</w:t>
+      </w:r>
+    </w:p>
+    <w:p>
+      <w:pPr>
+        <w:spacing w:after="0"/>
+      </w:pPr>
+      <w:r>
+        <w:t>fastapi</w:t>
+      </w:r>
+    </w:p>
+    <w:p>
+      <w:pPr>
+        <w:spacing w:after="0"/>
+      </w:pPr>
+      <w:r>
+        <w:t>uvicorn[standard]</w:t>
+      </w:r>
+    </w:p>
+    <w:p>
+      <w:pPr>
+        <w:spacing w:after="0"/>
+      </w:pPr>
+    </w:p>
+    <w:p>
+      <w:pPr>
+        <w:spacing w:after="0"/>
+      </w:pPr>
+      <w:r>
+        <w:t>Luego instala las dependencias localmente:</w:t>
+      </w:r>
+    </w:p>
+    <w:p>
+      <w:pPr>
+        <w:spacing w:after="0"/>
+      </w:pPr>
+      <w:r>
+        <w:t>pip install -r requirements.txt</w:t>
+      </w:r>
+    </w:p>
+    <w:p>
+      <w:pPr>
+        <w:spacing w:after="0"/>
+      </w:pPr>
+    </w:p>
+    <w:p>
+      <w:pPr>
+        <w:spacing w:after="0"/>
+      </w:pPr>
+      <w:r>
+        <w:rPr>
+          <w:rFonts w:ascii="Segoe UI Emoji" w:hAnsi="Segoe UI Emoji" w:cs="Segoe UI Emoji"/>
+        </w:rPr>
+        <w:t>✅</w:t>
+      </w:r>
+      <w:r>
+        <w:t xml:space="preserve"> 2. Crea un primer endpoint en api/main.py</w:t>
+      </w:r>
+    </w:p>
+    <w:p>
+      <w:pPr>
+        <w:spacing w:after="0"/>
+      </w:pPr>
+      <w:r>
+        <w:t>Edita api/main.py y escribe lo siguiente:</w:t>
+      </w:r>
+    </w:p>
+    <w:p>
+      <w:pPr>
+        <w:spacing w:after="0"/>
+      </w:pPr>
+    </w:p>
+    <w:p>
+      <w:pPr>
+        <w:spacing w:after="0"/>
+        <w:rPr>
+          <w:lang w:val="en-GB"/>
+        </w:rPr>
+      </w:pPr>
+      <w:r>
+        <w:rPr>
+          <w:lang w:val="en-GB"/>
+        </w:rPr>
+        <w:t>from fastapi import FastAPI</w:t>
+      </w:r>
+    </w:p>
+    <w:p>
+      <w:pPr>
+        <w:spacing w:after="0"/>
+        <w:rPr>
+          <w:lang w:val="en-GB"/>
+        </w:rPr>
+      </w:pPr>
+      <w:r>
+        <w:rPr>
+          <w:lang w:val="en-GB"/>
+        </w:rPr>
+        <w:t>app = FastAPI()</w:t>
+      </w:r>
+    </w:p>
+    <w:p>
+      <w:pPr>
+        <w:spacing w:after="0"/>
+      </w:pPr>
+      <w:r>
+        <w:t>@app.get("/")</w:t>
+      </w:r>
+    </w:p>
+    <w:p>
+      <w:pPr>
+        <w:spacing w:after="0"/>
+      </w:pPr>
+      <w:r>
+        <w:t>def home():</w:t>
+      </w:r>
+    </w:p>
+    <w:p>
+      <w:pPr>
+        <w:spacing w:after="0"/>
+      </w:pPr>
+      <w:r>
+        <w:t xml:space="preserve">    return {"message": "API funcionando correctamente </w:t>
+      </w:r>
+      <w:r>
+        <w:rPr>
+          <w:rFonts w:ascii="Segoe UI Emoji" w:hAnsi="Segoe UI Emoji" w:cs="Segoe UI Emoji"/>
+        </w:rPr>
+        <w:t>🚀</w:t>
+      </w:r>
+      <w:r>
+        <w:t>"}</w:t>
+      </w:r>
+    </w:p>
+    <w:p>
+      <w:pPr>
+        <w:spacing w:after="0"/>
+      </w:pPr>
+    </w:p>
+    <w:p>
+      <w:pPr>
+        <w:spacing w:after="0"/>
+        <w:rPr>
+          <w:b/>
+          <w:bCs/>
+        </w:rPr>
+      </w:pPr>
+      <w:r>
+        <w:rPr>
+          <w:rFonts w:ascii="Segoe UI Emoji" w:hAnsi="Segoe UI Emoji" w:cs="Segoe UI Emoji"/>
+          <w:b/>
+          <w:bCs/>
+        </w:rPr>
+        <w:t>✅</w:t>
+      </w:r>
+      <w:r>
+        <w:rPr>
+          <w:b/>
+          <w:bCs/>
+        </w:rPr>
+        <w:t xml:space="preserve"> 3. Prueba localmente (desde terminal):</w:t>
+      </w:r>
+    </w:p>
+    <w:p>
+      <w:pPr>
+        <w:spacing w:after="0"/>
+      </w:pPr>
+      <w:r>
+        <w:t xml:space="preserve">uvicorn api.main:app </w:t>
+      </w:r>
+      <w:r>
+        <w:t>–</w:t>
+      </w:r>
+      <w:r>
+        <w:t>reload</w:t>
+      </w:r>
+    </w:p>
+    <w:p>
+      <w:pPr>
+        <w:spacing w:after="0"/>
+      </w:pPr>
+    </w:p>
+    <w:p>
+      <w:pPr>
+        <w:spacing w:after="0"/>
+      </w:pPr>
+      <w:r>
+        <w:t>Ve a tu navegador:</w:t>
+      </w:r>
+    </w:p>
+    <w:p>
+      <w:pPr>
+        <w:spacing w:after="0"/>
+      </w:pPr>
+      <w:r>
+        <w:rPr>
+          <w:rFonts w:ascii="Segoe UI Emoji" w:hAnsi="Segoe UI Emoji" w:cs="Segoe UI Emoji"/>
+        </w:rPr>
+        <w:t>👉</w:t>
+      </w:r>
+      <w:r>
+        <w:t xml:space="preserve"> </w:t>
+      </w:r>
+      <w:hyperlink r:id="rId11" w:tgtFrame="_blank" w:history="1">
+        <w:r>
+          <w:rPr>
+            <w:rStyle w:val="Hyperlink"/>
+          </w:rPr>
+          <w:t>http://127.0.0.1:8000</w:t>
+        </w:r>
+      </w:hyperlink>
+      <w:r>
+        <w:t>← Verás el mensaje JSON</w:t>
+      </w:r>
+      <w:r>
+        <w:br/>
+      </w:r>
+      <w:r>
+        <w:rPr>
+          <w:rFonts w:ascii="Segoe UI Emoji" w:hAnsi="Segoe UI Emoji" w:cs="Segoe UI Emoji"/>
+        </w:rPr>
+        <w:t>👉</w:t>
+      </w:r>
+      <w:r>
+        <w:t xml:space="preserve"> o ver la documentación interactiva en: </w:t>
+      </w:r>
+      <w:hyperlink r:id="rId12" w:tgtFrame="_blank" w:history="1">
+        <w:r>
+          <w:rPr>
+            <w:rStyle w:val="Hyperlink"/>
+          </w:rPr>
+          <w:t>http://127.0.0.1:8000/docs</w:t>
+        </w:r>
+      </w:hyperlink>
+    </w:p>
+    <w:p>
+      <w:pPr>
+        <w:spacing w:after="0"/>
+      </w:pPr>
+    </w:p>
+    <w:p>
+      <w:pPr>
+        <w:spacing w:after="0"/>
+        <w:rPr>
+          <w:rFonts w:ascii="Segoe UI Emoji" w:hAnsi="Segoe UI Emoji" w:cs="Segoe UI Emoji"/>
+          <w:b/>
+          <w:bCs/>
+        </w:rPr>
+      </w:pPr>
+    </w:p>
+    <w:p>
+      <w:pPr>
+        <w:spacing w:after="0"/>
+        <w:rPr>
+          <w:rFonts w:ascii="Segoe UI Emoji" w:hAnsi="Segoe UI Emoji" w:cs="Segoe UI Emoji"/>
+          <w:b/>
+          <w:bCs/>
+        </w:rPr>
+      </w:pPr>
+    </w:p>
+    <w:p>
+      <w:pPr>
+        <w:spacing w:after="0"/>
+        <w:rPr>
+          <w:rFonts w:ascii="Segoe UI Emoji" w:hAnsi="Segoe UI Emoji" w:cs="Segoe UI Emoji"/>
+          <w:b/>
+          <w:bCs/>
+        </w:rPr>
+      </w:pPr>
+    </w:p>
+    <w:p>
+      <w:pPr>
+        <w:spacing w:after="0"/>
+        <w:rPr>
+          <w:b/>
+          <w:bCs/>
+        </w:rPr>
+      </w:pPr>
+      <w:r>
+        <w:rPr>
+          <w:rFonts w:ascii="Segoe UI Emoji" w:hAnsi="Segoe UI Emoji" w:cs="Segoe UI Emoji"/>
+          <w:b/>
+          <w:bCs/>
+        </w:rPr>
+        <w:t>🐳</w:t>
+      </w:r>
+      <w:r>
+        <w:rPr>
+          <w:b/>
+          <w:bCs/>
+        </w:rPr>
+        <w:t xml:space="preserve"> PASO 5: Dockerizar tu microservicio</w:t>
+      </w:r>
+    </w:p>
+    <w:p>
+      <w:pPr>
+        <w:spacing w:after="0"/>
+      </w:pPr>
+      <w:r>
+        <w:rPr>
+          <w:rFonts w:ascii="Segoe UI Emoji" w:hAnsi="Segoe UI Emoji" w:cs="Segoe UI Emoji"/>
+        </w:rPr>
+        <w:t>🎯</w:t>
+      </w:r>
+      <w:r>
+        <w:t xml:space="preserve"> </w:t>
+      </w:r>
+      <w:r>
+        <w:rPr>
+          <w:b/>
+          <w:bCs/>
+        </w:rPr>
+        <w:t>Objetivo:</w:t>
+      </w:r>
+      <w:r>
+        <w:t xml:space="preserve"> Construir una imagen con Docker para poder correr tu app en cualquier lugar (incluyendo Render o la nube).</w:t>
+      </w:r>
+    </w:p>
+    <w:p>
+      <w:pPr>
+        <w:spacing w:after="0"/>
+        <w:rPr>
+          <w:b/>
+          <w:bCs/>
+        </w:rPr>
+      </w:pPr>
+      <w:r>
+        <w:rPr>
+          <w:rFonts w:ascii="Segoe UI Emoji" w:hAnsi="Segoe UI Emoji" w:cs="Segoe UI Emoji"/>
+          <w:b/>
+          <w:bCs/>
+        </w:rPr>
+        <w:t>✅</w:t>
+      </w:r>
+      <w:r>
+        <w:rPr>
+          <w:b/>
+          <w:bCs/>
+        </w:rPr>
+        <w:t xml:space="preserve"> 1. Crea un archivo Dockerfile en la raíz del proyecto</w:t>
+      </w:r>
+    </w:p>
+    <w:p>
+      <w:pPr>
+        <w:spacing w:after="0"/>
+      </w:pPr>
+      <w:r>
+        <w:rPr>
+          <w:rFonts w:ascii="Segoe UI Emoji" w:hAnsi="Segoe UI Emoji" w:cs="Segoe UI Emoji"/>
+        </w:rPr>
+        <w:t>📄</w:t>
+      </w:r>
+      <w:r>
+        <w:t xml:space="preserve"> En la raíz de </w:t>
+      </w:r>
+      <w:r>
+        <w:rPr>
+          <w:b/>
+          <w:bCs/>
+        </w:rPr>
+        <w:t>trading-algos-startup</w:t>
+      </w:r>
+      <w:r>
+        <w:t>, crea un archivo llamado:</w:t>
+      </w:r>
+    </w:p>
+    <w:p>
+      <w:pPr>
+        <w:spacing w:after="0"/>
+      </w:pPr>
+      <w:r>
+        <w:rPr>
+          <w:b/>
+          <w:bCs/>
+        </w:rPr>
+        <w:t>Dockerfile</w:t>
+      </w:r>
+      <w:r>
+        <w:t xml:space="preserve"> (sin extensión)</w:t>
+      </w:r>
+    </w:p>
+    <w:p>
+      <w:pPr>
+        <w:spacing w:after="0"/>
+      </w:pPr>
+      <w:r>
+        <w:t xml:space="preserve">Contenido: </w:t>
+      </w:r>
+    </w:p>
+    <w:p>
+      <w:pPr>
+        <w:spacing w:after="0"/>
+      </w:pPr>
+      <w:r>
+        <w:t>FROM python:3.9</w:t>
+      </w:r>
+    </w:p>
+    <w:p>
+      <w:pPr>
+        <w:spacing w:after="0"/>
+      </w:pPr>
+      <w:r>
+        <w:t># Crea un directorio de trabajo dentro del contenedor</w:t>
+      </w:r>
+    </w:p>
+    <w:p>
+      <w:pPr>
+        <w:spacing w:after="0"/>
+      </w:pPr>
+      <w:r>
+        <w:t>WORKDIR /app</w:t>
+      </w:r>
+    </w:p>
+    <w:p>
+      <w:pPr>
+        <w:spacing w:after="0"/>
+      </w:pPr>
+      <w:r>
+        <w:t># Copia los archivos al contenedor</w:t>
+      </w:r>
+    </w:p>
+    <w:p>
+      <w:pPr>
+        <w:spacing w:after="0"/>
+        <w:rPr>
+          <w:lang w:val="en-GB"/>
+        </w:rPr>
+      </w:pPr>
+      <w:r>
+        <w:rPr>
+          <w:lang w:val="en-GB"/>
+        </w:rPr>
+        <w:t>COPY requirements.txt .</w:t>
+      </w:r>
+    </w:p>
+    <w:p>
+      <w:pPr>
+        <w:spacing w:after="0"/>
+        <w:rPr>
+          <w:lang w:val="en-GB"/>
+        </w:rPr>
+      </w:pPr>
+      <w:r>
+        <w:rPr>
+          <w:lang w:val="en-GB"/>
+        </w:rPr>
+        <w:t>RUN pip install --no-cache-dir -r requirements.txt</w:t>
+      </w:r>
+    </w:p>
+    <w:p>
+      <w:pPr>
+        <w:spacing w:after="0"/>
+      </w:pPr>
+      <w:r>
+        <w:t>COPY . .</w:t>
+      </w:r>
+    </w:p>
+    <w:p>
+      <w:pPr>
+        <w:spacing w:after="0"/>
+      </w:pPr>
+    </w:p>
+    <w:p>
+      <w:pPr>
+        <w:spacing w:after="0"/>
+      </w:pPr>
+      <w:r>
+        <w:t># Exponer el puerto</w:t>
+      </w:r>
+    </w:p>
+    <w:p>
+      <w:pPr>
+        <w:spacing w:after="0"/>
+      </w:pPr>
+      <w:r>
+        <w:t>EXPOSE 8000</w:t>
+      </w:r>
+    </w:p>
+    <w:p>
+      <w:pPr>
+        <w:spacing w:after="0"/>
+      </w:pPr>
+      <w:r>
+        <w:t># Comando para arrancar FastAPI</w:t>
+      </w:r>
+    </w:p>
+    <w:p>
+      <w:pPr>
+        <w:spacing w:after="0"/>
+      </w:pPr>
+      <w:r>
+        <w:t>CMD ["uvicorn", "api.main:app", "--host", "0.0.0.0", "--port", "8000"]</w:t>
+      </w:r>
+    </w:p>
+    <w:p>
+      <w:pPr>
+        <w:spacing w:after="0"/>
+      </w:pPr>
+    </w:p>
+    <w:p>
+      <w:pPr>
+        <w:spacing w:after="0"/>
+      </w:pPr>
+    </w:p>
+    <w:p>
+      <w:pPr>
+        <w:spacing w:after="0"/>
+        <w:rPr>
+          <w:b/>
+          <w:bCs/>
+          <w:lang w:val="en-GB"/>
+        </w:rPr>
+      </w:pPr>
+      <w:r>
+        <w:rPr>
+          <w:rFonts w:ascii="Segoe UI Emoji" w:hAnsi="Segoe UI Emoji" w:cs="Segoe UI Emoji"/>
+          <w:b/>
+          <w:bCs/>
+          <w:lang w:val="en-GB"/>
+        </w:rPr>
+        <w:t>✅</w:t>
+      </w:r>
+      <w:r>
+        <w:rPr>
+          <w:b/>
+          <w:bCs/>
+          <w:lang w:val="en-GB"/>
+        </w:rPr>
+        <w:t xml:space="preserve"> 2. Construir imagen </w:t>
+      </w:r>
+      <w:commentRangeStart w:id="3"/>
+      <w:r>
+        <w:rPr>
+          <w:b/>
+          <w:bCs/>
+          <w:lang w:val="en-GB"/>
+        </w:rPr>
+        <w:t>Docker</w:t>
+      </w:r>
+      <w:commentRangeEnd w:id="3"/>
+      <w:r>
+        <w:rPr>
+          <w:rStyle w:val="CommentReference"/>
+        </w:rPr>
+        <w:commentReference w:id="3"/>
+      </w:r>
+    </w:p>
+    <w:p>
+      <w:pPr>
+        <w:spacing w:after="0"/>
+        <w:rPr>
+          <w:b/>
+          <w:bCs/>
+        </w:rPr>
+      </w:pPr>
+      <w:r>
+        <w:rPr>
+          <w:b/>
+          <w:bCs/>
+        </w:rPr>
+        <w:t>En tu terminal (desde la raíz del proyecto):</w:t>
+      </w:r>
+    </w:p>
+    <w:p>
+      <w:pPr>
+        <w:spacing w:after="0"/>
+        <w:rPr>
+          <w:lang w:val="en-GB"/>
+        </w:rPr>
+      </w:pPr>
+      <w:r>
+        <w:rPr>
+          <w:lang w:val="en-GB"/>
+        </w:rPr>
+        <w:t>docker build -t trading-api .</w:t>
       </w:r>
     </w:p>
     <w:sectPr>
@@ -1152,7 +2281,7 @@
 
 <file path=word/comments.xml><?xml version="1.0" encoding="utf-8"?>
 <w:comments xmlns:wpc="http://schemas.microsoft.com/office/word/2010/wordprocessingCanvas" xmlns:cx="http://schemas.microsoft.com/office/drawing/2014/chartex" xmlns:cx1="http://schemas.microsoft.com/office/drawing/2015/9/8/chartex" xmlns:cx2="http://schemas.microsoft.com/office/drawing/2015/10/21/chartex" xmlns:cx3="http://schemas.microsoft.com/office/drawing/2016/5/9/chartex" xmlns:cx4="http://schemas.microsoft.com/office/drawing/2016/5/10/chartex" xmlns:cx5="http://schemas.microsoft.com/office/drawing/2016/5/11/chartex" xmlns:cx6="http://schemas.microsoft.com/office/drawing/2016/5/12/chartex" xmlns:cx7="http://schemas.microsoft.com/office/drawing/2016/5/13/chartex" xmlns:cx8="http://schemas.microsoft.com/office/drawing/2016/5/14/chartex" xmlns:mc="http://schemas.openxmlformats.org/markup-compatibility/2006" xmlns:aink="http://schemas.microsoft.com/office/drawing/2016/ink" xmlns:am3d="http://schemas.microsoft.com/office/drawing/2017/model3d" xmlns:o="urn:schemas-microsoft-com:office:office" xmlns:oel="http://schemas.microsoft.com/office/2019/extlst" xmlns:r="http://schemas.openxmlformats.org/officeDocument/2006/relationships" xmlns:m="http://schemas.openxmlformats.org/officeDocument/2006/math" xmlns:v="urn:schemas-microsoft-com:vml" xmlns:wp14="http://schemas.microsoft.com/office/word/2010/wordprocessingDrawing" xmlns:wp="http://schemas.openxmlformats.org/drawingml/2006/wordprocessingDrawing" xmlns:w10="urn:schemas-microsoft-com:office:word" xmlns:w="http://schemas.openxmlformats.org/wordprocessingml/2006/main" xmlns:w14="http://schemas.microsoft.com/office/word/2010/wordml" xmlns:w15="http://schemas.microsoft.com/office/word/2012/wordml" xmlns:w16cex="http://schemas.microsoft.com/office/word/2018/wordml/cex" xmlns:w16cid="http://schemas.microsoft.com/office/word/2016/wordml/cid" xmlns:w16="http://schemas.microsoft.com/office/word/2018/wordml" xmlns:w16sdtdh="http://schemas.microsoft.com/office/word/2020/wordml/sdtdatahash" xmlns:w16se="http://schemas.microsoft.com/office/word/2015/wordml/symex" xmlns:wpg="http://schemas.microsoft.com/office/word/2010/wordprocessingGroup" xmlns:wpi="http://schemas.microsoft.com/office/word/2010/wordprocessingInk" xmlns:wne="http://schemas.microsoft.com/office/word/2006/wordml" xmlns:wps="http://schemas.microsoft.com/office/word/2010/wordprocessingShape" mc:Ignorable="w14 w15 w16se w16cid w16 w16cex w16sdtdh wp14">
-  <w:comment w:id="0" w:author="Juan Pablo Escobar" w:date="2025-07-24T17:43:00Z" w:initials="JE">
+  <w:comment w:id="0" w:author="Juan Pablo Escobar" w:date="2025-07-24T18:34:00Z" w:initials="JE">
     <w:p>
       <w:pPr>
         <w:pStyle w:val="CommentText"/>
@@ -1164,7 +2293,234 @@
         <w:annotationRef/>
       </w:r>
       <w:r>
+        <w:t xml:space="preserve">Es necesario para el Docker </w:t>
+      </w:r>
+    </w:p>
+  </w:comment>
+  <w:comment w:id="1" w:author="Juan Pablo Escobar" w:date="2025-07-24T17:43:00Z" w:initials="JE">
+    <w:p>
+      <w:pPr>
+        <w:pStyle w:val="CommentText"/>
+      </w:pPr>
+      <w:r>
+        <w:rPr>
+          <w:rStyle w:val="CommentReference"/>
+        </w:rPr>
+        <w:annotationRef/>
+      </w:r>
+      <w:r>
         <w:t>Esto lo he creado para poder compartir a través de MLflow</w:t>
+      </w:r>
+    </w:p>
+  </w:comment>
+  <w:comment w:id="2" w:author="Juan Pablo Escobar" w:date="2025-07-24T18:01:00Z" w:initials="JE">
+    <w:p>
+      <w:pPr>
+        <w:pStyle w:val="CommentText"/>
+      </w:pPr>
+      <w:r>
+        <w:rPr>
+          <w:rStyle w:val="CommentReference"/>
+        </w:rPr>
+        <w:annotationRef/>
+      </w:r>
+      <w:r>
+        <w:t>C:\Users\escob\Juan\Master_IA\11_IA_Industral\Ultimo ejercicio\trading-algos-startup&gt;git commit -m "feat: estructura base del proyecto"</w:t>
+      </w:r>
+    </w:p>
+    <w:p>
+      <w:pPr>
+        <w:pStyle w:val="CommentText"/>
+        <w:rPr>
+          <w:lang w:val="en-GB"/>
+        </w:rPr>
+      </w:pPr>
+      <w:r>
+        <w:rPr>
+          <w:lang w:val="en-GB"/>
+        </w:rPr>
+        <w:t>[main (root-commit) 1f8b3ad] feat: estructura base del proyecto</w:t>
+      </w:r>
+    </w:p>
+    <w:p>
+      <w:pPr>
+        <w:pStyle w:val="CommentText"/>
+        <w:rPr>
+          <w:lang w:val="en-GB"/>
+        </w:rPr>
+      </w:pPr>
+      <w:r>
+        <w:rPr>
+          <w:lang w:val="en-GB"/>
+        </w:rPr>
+        <w:t xml:space="preserve"> 11 files changed, 3964 insertions(+)</w:t>
+      </w:r>
+    </w:p>
+    <w:p>
+      <w:pPr>
+        <w:pStyle w:val="CommentText"/>
+        <w:rPr>
+          <w:lang w:val="en-GB"/>
+        </w:rPr>
+      </w:pPr>
+      <w:r>
+        <w:rPr>
+          <w:lang w:val="en-GB"/>
+        </w:rPr>
+        <w:t xml:space="preserve"> create mode 100644 Actividades.docx</w:t>
+      </w:r>
+    </w:p>
+    <w:p>
+      <w:pPr>
+        <w:pStyle w:val="CommentText"/>
+      </w:pPr>
+      <w:r>
+        <w:rPr>
+          <w:lang w:val="en-GB"/>
+        </w:rPr>
+        <w:t xml:space="preserve"> </w:t>
+      </w:r>
+      <w:r>
+        <w:t>create mode 100644 Ejercicio_trading.drawio</w:t>
+      </w:r>
+    </w:p>
+    <w:p>
+      <w:pPr>
+        <w:pStyle w:val="CommentText"/>
+      </w:pPr>
+      <w:r>
+        <w:t xml:space="preserve"> create mode 100644 README.md</w:t>
+      </w:r>
+    </w:p>
+    <w:p>
+      <w:pPr>
+        <w:pStyle w:val="CommentText"/>
+        <w:rPr>
+          <w:lang w:val="en-GB"/>
+        </w:rPr>
+      </w:pPr>
+      <w:r>
+        <w:t xml:space="preserve"> </w:t>
+      </w:r>
+      <w:r>
+        <w:rPr>
+          <w:lang w:val="en-GB"/>
+        </w:rPr>
+        <w:t>create mode 100644 api/main.py</w:t>
+      </w:r>
+    </w:p>
+    <w:p>
+      <w:pPr>
+        <w:pStyle w:val="CommentText"/>
+        <w:rPr>
+          <w:lang w:val="en-GB"/>
+        </w:rPr>
+      </w:pPr>
+      <w:r>
+        <w:rPr>
+          <w:lang w:val="en-GB"/>
+        </w:rPr>
+        <w:t xml:space="preserve"> create mode 100644 api/strategies/__init__.py</w:t>
+      </w:r>
+    </w:p>
+    <w:p>
+      <w:pPr>
+        <w:pStyle w:val="CommentText"/>
+        <w:rPr>
+          <w:lang w:val="en-GB"/>
+        </w:rPr>
+      </w:pPr>
+      <w:r>
+        <w:rPr>
+          <w:lang w:val="en-GB"/>
+        </w:rPr>
+        <w:t xml:space="preserve"> create mode 100644 prices.csv</w:t>
+      </w:r>
+    </w:p>
+    <w:p>
+      <w:pPr>
+        <w:pStyle w:val="CommentText"/>
+        <w:rPr>
+          <w:lang w:val="en-GB"/>
+        </w:rPr>
+      </w:pPr>
+      <w:r>
+        <w:rPr>
+          <w:lang w:val="en-GB"/>
+        </w:rPr>
+        <w:t xml:space="preserve"> create mode 100644 requirements.txt</w:t>
+      </w:r>
+    </w:p>
+    <w:p>
+      <w:pPr>
+        <w:pStyle w:val="CommentText"/>
+        <w:rPr>
+          <w:lang w:val="en-GB"/>
+        </w:rPr>
+      </w:pPr>
+      <w:r>
+        <w:rPr>
+          <w:lang w:val="en-GB"/>
+        </w:rPr>
+        <w:t xml:space="preserve"> create mode 100644 scripts/mlflow_setup.py</w:t>
+      </w:r>
+    </w:p>
+    <w:p>
+      <w:pPr>
+        <w:pStyle w:val="CommentText"/>
+        <w:rPr>
+          <w:lang w:val="en-GB"/>
+        </w:rPr>
+      </w:pPr>
+      <w:r>
+        <w:rPr>
+          <w:lang w:val="en-GB"/>
+        </w:rPr>
+        <w:t xml:space="preserve"> create mode 100644 trading.py</w:t>
+      </w:r>
+    </w:p>
+    <w:p>
+      <w:pPr>
+        <w:pStyle w:val="CommentText"/>
+        <w:rPr>
+          <w:lang w:val="en-GB"/>
+        </w:rPr>
+      </w:pPr>
+      <w:r>
+        <w:rPr>
+          <w:lang w:val="en-GB"/>
+        </w:rPr>
+        <w:t xml:space="preserve"> create mode 100644 ~$tividades.docx</w:t>
+      </w:r>
+    </w:p>
+    <w:p>
+      <w:pPr>
+        <w:pStyle w:val="CommentText"/>
+      </w:pPr>
+      <w:r>
+        <w:rPr>
+          <w:lang w:val="en-GB"/>
+        </w:rPr>
+        <w:t xml:space="preserve"> </w:t>
+      </w:r>
+      <w:r>
+        <w:t>create mode 100644 ~WRL2322.tmp</w:t>
+      </w:r>
+    </w:p>
+  </w:comment>
+  <w:comment w:id="3" w:author="Juan Pablo Escobar" w:date="2025-07-24T18:27:00Z" w:initials="JE">
+    <w:p>
+      <w:pPr>
+        <w:pStyle w:val="CommentText"/>
+      </w:pPr>
+      <w:r>
+        <w:rPr>
+          <w:rStyle w:val="CommentReference"/>
+        </w:rPr>
+        <w:annotationRef/>
+      </w:r>
+      <w:r>
+        <w:t>Tuve que abrir la app de Docker para que funcione el comando en el cmd</w:t>
       </w:r>
     </w:p>
   </w:comment>
@@ -1173,19 +2529,28 @@
 
 <file path=word/commentsExtended.xml><?xml version="1.0" encoding="utf-8"?>
 <w15:commentsEx xmlns:wpc="http://schemas.microsoft.com/office/word/2010/wordprocessingCanvas" xmlns:cx="http://schemas.microsoft.com/office/drawing/2014/chartex" xmlns:cx1="http://schemas.microsoft.com/office/drawing/2015/9/8/chartex" xmlns:cx2="http://schemas.microsoft.com/office/drawing/2015/10/21/chartex" xmlns:cx3="http://schemas.microsoft.com/office/drawing/2016/5/9/chartex" xmlns:cx4="http://schemas.microsoft.com/office/drawing/2016/5/10/chartex" xmlns:cx5="http://schemas.microsoft.com/office/drawing/2016/5/11/chartex" xmlns:cx6="http://schemas.microsoft.com/office/drawing/2016/5/12/chartex" xmlns:cx7="http://schemas.microsoft.com/office/drawing/2016/5/13/chartex" xmlns:cx8="http://schemas.microsoft.com/office/drawing/2016/5/14/chartex" xmlns:mc="http://schemas.openxmlformats.org/markup-compatibility/2006" xmlns:aink="http://schemas.microsoft.com/office/drawing/2016/ink" xmlns:am3d="http://schemas.microsoft.com/office/drawing/2017/model3d" xmlns:o="urn:schemas-microsoft-com:office:office" xmlns:oel="http://schemas.microsoft.com/office/2019/extlst" xmlns:r="http://schemas.openxmlformats.org/officeDocument/2006/relationships" xmlns:m="http://schemas.openxmlformats.org/officeDocument/2006/math" xmlns:v="urn:schemas-microsoft-com:vml" xmlns:wp14="http://schemas.microsoft.com/office/word/2010/wordprocessingDrawing" xmlns:wp="http://schemas.openxmlformats.org/drawingml/2006/wordprocessingDrawing" xmlns:w10="urn:schemas-microsoft-com:office:word" xmlns:w="http://schemas.openxmlformats.org/wordprocessingml/2006/main" xmlns:w14="http://schemas.microsoft.com/office/word/2010/wordml" xmlns:w15="http://schemas.microsoft.com/office/word/2012/wordml" xmlns:w16cex="http://schemas.microsoft.com/office/word/2018/wordml/cex" xmlns:w16cid="http://schemas.microsoft.com/office/word/2016/wordml/cid" xmlns:w16="http://schemas.microsoft.com/office/word/2018/wordml" xmlns:w16sdtdh="http://schemas.microsoft.com/office/word/2020/wordml/sdtdatahash" xmlns:w16se="http://schemas.microsoft.com/office/word/2015/wordml/symex" xmlns:wpg="http://schemas.microsoft.com/office/word/2010/wordprocessingGroup" xmlns:wpi="http://schemas.microsoft.com/office/word/2010/wordprocessingInk" xmlns:wne="http://schemas.microsoft.com/office/word/2006/wordml" xmlns:wps="http://schemas.microsoft.com/office/word/2010/wordprocessingShape" mc:Ignorable="w14 w15 w16se w16cid w16 w16cex w16sdtdh wp14">
+  <w15:commentEx w15:paraId="25EC52B6" w15:done="0"/>
   <w15:commentEx w15:paraId="3A75DF8D" w15:done="0"/>
+  <w15:commentEx w15:paraId="792B5E48" w15:done="0"/>
+  <w15:commentEx w15:paraId="1B1BB256" w15:done="0"/>
 </w15:commentsEx>
 </file>
 
 <file path=word/commentsExtensible.xml><?xml version="1.0" encoding="utf-8"?>
 <w16cex:commentsExtensible xmlns:wpc="http://schemas.microsoft.com/office/word/2010/wordprocessingCanvas" xmlns:cx="http://schemas.microsoft.com/office/drawing/2014/chartex" xmlns:cx1="http://schemas.microsoft.com/office/drawing/2015/9/8/chartex" xmlns:cx2="http://schemas.microsoft.com/office/drawing/2015/10/21/chartex" xmlns:cx3="http://schemas.microsoft.com/office/drawing/2016/5/9/chartex" xmlns:cx4="http://schemas.microsoft.com/office/drawing/2016/5/10/chartex" xmlns:cx5="http://schemas.microsoft.com/office/drawing/2016/5/11/chartex" xmlns:cx6="http://schemas.microsoft.com/office/drawing/2016/5/12/chartex" xmlns:cx7="http://schemas.microsoft.com/office/drawing/2016/5/13/chartex" xmlns:cx8="http://schemas.microsoft.com/office/drawing/2016/5/14/chartex" xmlns:cr="http://schemas.microsoft.com/office/comments/2020/reactions" xmlns:mc="http://schemas.openxmlformats.org/markup-compatibility/2006" xmlns:aink="http://schemas.microsoft.com/office/drawing/2016/ink" xmlns:am3d="http://schemas.microsoft.com/office/drawing/2017/model3d" xmlns:o="urn:schemas-microsoft-com:office:office" xmlns:oel="http://schemas.microsoft.com/office/2019/extlst" xmlns:r="http://schemas.openxmlformats.org/officeDocument/2006/relationships" xmlns:m="http://schemas.openxmlformats.org/officeDocument/2006/math" xmlns:v="urn:schemas-microsoft-com:vml" xmlns:wp14="http://schemas.microsoft.com/office/word/2010/wordprocessingDrawing" xmlns:wp="http://schemas.openxmlformats.org/drawingml/2006/wordprocessingDrawing" xmlns:w10="urn:schemas-microsoft-com:office:word" xmlns:w="http://schemas.openxmlformats.org/wordprocessingml/2006/main" xmlns:w14="http://schemas.microsoft.com/office/word/2010/wordml" xmlns:w15="http://schemas.microsoft.com/office/word/2012/wordml" xmlns:w16cex="http://schemas.microsoft.com/office/word/2018/wordml/cex" xmlns:w16cid="http://schemas.microsoft.com/office/word/2016/wordml/cid" xmlns:w16="http://schemas.microsoft.com/office/word/2018/wordml" xmlns:w16sdtdh="http://schemas.microsoft.com/office/word/2020/wordml/sdtdatahash" xmlns:w16se="http://schemas.microsoft.com/office/word/2015/wordml/symex" xmlns:wpg="http://schemas.microsoft.com/office/word/2010/wordprocessingGroup" xmlns:wpi="http://schemas.microsoft.com/office/word/2010/wordprocessingInk" xmlns:wne="http://schemas.microsoft.com/office/word/2006/wordml" xmlns:wps="http://schemas.microsoft.com/office/word/2010/wordprocessingShape" mc:Ignorable="w14 w15 w16se w16cid w16 w16cex w16sdtdh cr wp14">
+  <w16cex:commentExtensible w16cex:durableId="791E2B86" w16cex:dateUtc="2025-07-24T16:34:00Z"/>
   <w16cex:commentExtensible w16cex:durableId="56C91653" w16cex:dateUtc="2025-07-24T15:43:00Z"/>
+  <w16cex:commentExtensible w16cex:durableId="05A1980C" w16cex:dateUtc="2025-07-24T16:01:00Z"/>
+  <w16cex:commentExtensible w16cex:durableId="13226DD7" w16cex:dateUtc="2025-07-24T16:27:00Z"/>
 </w16cex:commentsExtensible>
 </file>
 
 <file path=word/commentsIds.xml><?xml version="1.0" encoding="utf-8"?>
 <w16cid:commentsIds xmlns:wpc="http://schemas.microsoft.com/office/word/2010/wordprocessingCanvas" xmlns:cx="http://schemas.microsoft.com/office/drawing/2014/chartex" xmlns:cx1="http://schemas.microsoft.com/office/drawing/2015/9/8/chartex" xmlns:cx2="http://schemas.microsoft.com/office/drawing/2015/10/21/chartex" xmlns:cx3="http://schemas.microsoft.com/office/drawing/2016/5/9/chartex" xmlns:cx4="http://schemas.microsoft.com/office/drawing/2016/5/10/chartex" xmlns:cx5="http://schemas.microsoft.com/office/drawing/2016/5/11/chartex" xmlns:cx6="http://schemas.microsoft.com/office/drawing/2016/5/12/chartex" xmlns:cx7="http://schemas.microsoft.com/office/drawing/2016/5/13/chartex" xmlns:cx8="http://schemas.microsoft.com/office/drawing/2016/5/14/chartex" xmlns:mc="http://schemas.openxmlformats.org/markup-compatibility/2006" xmlns:aink="http://schemas.microsoft.com/office/drawing/2016/ink" xmlns:am3d="http://schemas.microsoft.com/office/drawing/2017/model3d" xmlns:o="urn:schemas-microsoft-com:office:office" xmlns:oel="http://schemas.microsoft.com/office/2019/extlst" xmlns:r="http://schemas.openxmlformats.org/officeDocument/2006/relationships" xmlns:m="http://schemas.openxmlformats.org/officeDocument/2006/math" xmlns:v="urn:schemas-microsoft-com:vml" xmlns:wp14="http://schemas.microsoft.com/office/word/2010/wordprocessingDrawing" xmlns:wp="http://schemas.openxmlformats.org/drawingml/2006/wordprocessingDrawing" xmlns:w10="urn:schemas-microsoft-com:office:word" xmlns:w="http://schemas.openxmlformats.org/wordprocessingml/2006/main" xmlns:w14="http://schemas.microsoft.com/office/word/2010/wordml" xmlns:w15="http://schemas.microsoft.com/office/word/2012/wordml" xmlns:w16cex="http://schemas.microsoft.com/office/word/2018/wordml/cex" xmlns:w16cid="http://schemas.microsoft.com/office/word/2016/wordml/cid" xmlns:w16="http://schemas.microsoft.com/office/word/2018/wordml" xmlns:w16sdtdh="http://schemas.microsoft.com/office/word/2020/wordml/sdtdatahash" xmlns:w16se="http://schemas.microsoft.com/office/word/2015/wordml/symex" xmlns:wpg="http://schemas.microsoft.com/office/word/2010/wordprocessingGroup" xmlns:wpi="http://schemas.microsoft.com/office/word/2010/wordprocessingInk" xmlns:wne="http://schemas.microsoft.com/office/word/2006/wordml" xmlns:wps="http://schemas.microsoft.com/office/word/2010/wordprocessingShape" mc:Ignorable="w14 w15 w16se w16cid w16 w16cex w16sdtdh wp14">
+  <w16cid:commentId w16cid:paraId="25EC52B6" w16cid:durableId="791E2B86"/>
   <w16cid:commentId w16cid:paraId="3A75DF8D" w16cid:durableId="56C91653"/>
+  <w16cid:commentId w16cid:paraId="792B5E48" w16cid:durableId="05A1980C"/>
+  <w16cid:commentId w16cid:paraId="1B1BB256" w16cid:durableId="13226DD7"/>
 </w16cid:commentsIds>
 </file>
 
@@ -1418,6 +2783,155 @@
     </w:lvl>
   </w:abstractNum>
   <w:abstractNum w:abstractNumId="2" w15:restartNumberingAfterBreak="0">
+    <w:nsid w:val="43FB352F"/>
+    <w:multiLevelType w:val="multilevel"/>
+    <w:tmpl w:val="38849D3A"/>
+    <w:lvl w:ilvl="0">
+      <w:start w:val="1"/>
+      <w:numFmt w:val="bullet"/>
+      <w:lvlText w:val=""/>
+      <w:lvlJc w:val="left"/>
+      <w:pPr>
+        <w:tabs>
+          <w:tab w:val="num" w:pos="720"/>
+        </w:tabs>
+        <w:ind w:left="720" w:hanging="360"/>
+      </w:pPr>
+      <w:rPr>
+        <w:rFonts w:ascii="Symbol" w:hAnsi="Symbol" w:hint="default"/>
+        <w:sz w:val="20"/>
+      </w:rPr>
+    </w:lvl>
+    <w:lvl w:ilvl="1" w:tentative="1">
+      <w:start w:val="1"/>
+      <w:numFmt w:val="bullet"/>
+      <w:lvlText w:val=""/>
+      <w:lvlJc w:val="left"/>
+      <w:pPr>
+        <w:tabs>
+          <w:tab w:val="num" w:pos="1440"/>
+        </w:tabs>
+        <w:ind w:left="1440" w:hanging="360"/>
+      </w:pPr>
+      <w:rPr>
+        <w:rFonts w:ascii="Symbol" w:hAnsi="Symbol" w:hint="default"/>
+        <w:sz w:val="20"/>
+      </w:rPr>
+    </w:lvl>
+    <w:lvl w:ilvl="2" w:tentative="1">
+      <w:start w:val="1"/>
+      <w:numFmt w:val="bullet"/>
+      <w:lvlText w:val=""/>
+      <w:lvlJc w:val="left"/>
+      <w:pPr>
+        <w:tabs>
+          <w:tab w:val="num" w:pos="2160"/>
+        </w:tabs>
+        <w:ind w:left="2160" w:hanging="360"/>
+      </w:pPr>
+      <w:rPr>
+        <w:rFonts w:ascii="Symbol" w:hAnsi="Symbol" w:hint="default"/>
+        <w:sz w:val="20"/>
+      </w:rPr>
+    </w:lvl>
+    <w:lvl w:ilvl="3" w:tentative="1">
+      <w:start w:val="1"/>
+      <w:numFmt w:val="bullet"/>
+      <w:lvlText w:val=""/>
+      <w:lvlJc w:val="left"/>
+      <w:pPr>
+        <w:tabs>
+          <w:tab w:val="num" w:pos="2880"/>
+        </w:tabs>
+        <w:ind w:left="2880" w:hanging="360"/>
+      </w:pPr>
+      <w:rPr>
+        <w:rFonts w:ascii="Symbol" w:hAnsi="Symbol" w:hint="default"/>
+        <w:sz w:val="20"/>
+      </w:rPr>
+    </w:lvl>
+    <w:lvl w:ilvl="4" w:tentative="1">
+      <w:start w:val="1"/>
+      <w:numFmt w:val="bullet"/>
+      <w:lvlText w:val=""/>
+      <w:lvlJc w:val="left"/>
+      <w:pPr>
+        <w:tabs>
+          <w:tab w:val="num" w:pos="3600"/>
+        </w:tabs>
+        <w:ind w:left="3600" w:hanging="360"/>
+      </w:pPr>
+      <w:rPr>
+        <w:rFonts w:ascii="Symbol" w:hAnsi="Symbol" w:hint="default"/>
+        <w:sz w:val="20"/>
+      </w:rPr>
+    </w:lvl>
+    <w:lvl w:ilvl="5" w:tentative="1">
+      <w:start w:val="1"/>
+      <w:numFmt w:val="bullet"/>
+      <w:lvlText w:val=""/>
+      <w:lvlJc w:val="left"/>
+      <w:pPr>
+        <w:tabs>
+          <w:tab w:val="num" w:pos="4320"/>
+        </w:tabs>
+        <w:ind w:left="4320" w:hanging="360"/>
+      </w:pPr>
+      <w:rPr>
+        <w:rFonts w:ascii="Symbol" w:hAnsi="Symbol" w:hint="default"/>
+        <w:sz w:val="20"/>
+      </w:rPr>
+    </w:lvl>
+    <w:lvl w:ilvl="6" w:tentative="1">
+      <w:start w:val="1"/>
+      <w:numFmt w:val="bullet"/>
+      <w:lvlText w:val=""/>
+      <w:lvlJc w:val="left"/>
+      <w:pPr>
+        <w:tabs>
+          <w:tab w:val="num" w:pos="5040"/>
+        </w:tabs>
+        <w:ind w:left="5040" w:hanging="360"/>
+      </w:pPr>
+      <w:rPr>
+        <w:rFonts w:ascii="Symbol" w:hAnsi="Symbol" w:hint="default"/>
+        <w:sz w:val="20"/>
+      </w:rPr>
+    </w:lvl>
+    <w:lvl w:ilvl="7" w:tentative="1">
+      <w:start w:val="1"/>
+      <w:numFmt w:val="bullet"/>
+      <w:lvlText w:val=""/>
+      <w:lvlJc w:val="left"/>
+      <w:pPr>
+        <w:tabs>
+          <w:tab w:val="num" w:pos="5760"/>
+        </w:tabs>
+        <w:ind w:left="5760" w:hanging="360"/>
+      </w:pPr>
+      <w:rPr>
+        <w:rFonts w:ascii="Symbol" w:hAnsi="Symbol" w:hint="default"/>
+        <w:sz w:val="20"/>
+      </w:rPr>
+    </w:lvl>
+    <w:lvl w:ilvl="8" w:tentative="1">
+      <w:start w:val="1"/>
+      <w:numFmt w:val="bullet"/>
+      <w:lvlText w:val=""/>
+      <w:lvlJc w:val="left"/>
+      <w:pPr>
+        <w:tabs>
+          <w:tab w:val="num" w:pos="6480"/>
+        </w:tabs>
+        <w:ind w:left="6480" w:hanging="360"/>
+      </w:pPr>
+      <w:rPr>
+        <w:rFonts w:ascii="Symbol" w:hAnsi="Symbol" w:hint="default"/>
+        <w:sz w:val="20"/>
+      </w:rPr>
+    </w:lvl>
+  </w:abstractNum>
+  <w:abstractNum w:abstractNumId="3" w15:restartNumberingAfterBreak="0">
     <w:nsid w:val="71B03C9A"/>
     <w:multiLevelType w:val="multilevel"/>
     <w:tmpl w:val="3760ADCC"/>
@@ -1534,10 +3048,13 @@
     <w:abstractNumId w:val="1"/>
   </w:num>
   <w:num w:numId="2" w16cid:durableId="284193456">
-    <w:abstractNumId w:val="2"/>
+    <w:abstractNumId w:val="3"/>
   </w:num>
   <w:num w:numId="3" w16cid:durableId="1546720970">
     <w:abstractNumId w:val="0"/>
+  </w:num>
+  <w:num w:numId="4" w16cid:durableId="767194484">
+    <w:abstractNumId w:val="2"/>
   </w:num>
 </w:numbering>
 </file>
